--- a/products-storage/07-uderzhaniya-shtrafy-zachety/10-konsultaciya-po-delu.docx
+++ b/products-storage/07-uderzhaniya-shtrafy-zachety/10-konsultaciya-po-delu.docx
@@ -25,7 +25,7 @@
     <w:p/>
     <w:p>
       <w:r>
-        <w:t>Заполните эту форму ДО встречи с юристом. Это сэкономит время и повысит качество консультации.</w:t>
+        <w:t>Заполните эту форму до встречи с юристом: сведения о договоре и споре, суммы, хронология и перечень документов будут собраны в одном месте.</w:t>
       </w:r>
     </w:p>
     <w:p/>
